--- a/04_Сертификаты_взрывозащиты/Перевод_RU/Сертификат_Ex_преобразователь_температуры_RU.docx
+++ b/04_Сертификаты_взрывозащиты/Перевод_RU/Сертификат_Ex_преобразователь_температуры_RU.docx
@@ -20,7 +20,7 @@
           <w:iCs/>
           <w:i/>
         </w:rPr>
-        <w:t xml:space="preserve">Перевод с китайского языка. Исходный файл: 温度变送器防爆证书(1)(1).PDF. Страниц в оригинале: 1.</w:t>
+        <w:t xml:space="preserve">Перевод с китайского языка. Исходный файл: Сертификат_Ex_преобразователь_температуры.pdf (исходное имя: 温度变送器防爆证书(1)(1).PDF). Страниц в оригинале: 1.</w:t>
       </w:r>
     </w:p>
     <w:bookmarkStart w:id="23" w:name="X0ddde3442ab0f2a13d60f0e7f2402d2da6105ce"/>
